--- a/backend/static/templates/onboarding/it_software_onboarding_kit.docx
+++ b/backend/static/templates/onboarding/it_software_onboarding_kit.docx
@@ -27,7 +27,7 @@
           <w:color w:val="64748B"/>
           <w:sz w:val="22"/>
         </w:rPr>
-        <w:t>Industry Vertical: it_software | Software engineering, cloud architecture, tech stack &amp; project quotes</w:t>
+        <w:t>Industry Vertical: it_software | Software Development &amp; AI Solutions — Engineering Future-Ready Digital Products</w:t>
       </w:r>
     </w:p>
     <w:tbl>
@@ -187,7 +187,7 @@
               <w:rPr>
                 <w:sz w:val="18"/>
               </w:rPr>
-              <w:t>Apex Cloud &amp; Software Solutions</w:t>
+              <w:t>Leeway Softech Private Limited</w:t>
             </w:r>
           </w:p>
         </w:tc>
@@ -233,7 +233,7 @@
               <w:rPr>
                 <w:sz w:val="18"/>
               </w:rPr>
-              <w:t>Apex Cloud &amp; Software Solutions</w:t>
+              <w:t>Leeway Softech Private Limited</w:t>
             </w:r>
           </w:p>
         </w:tc>
@@ -279,7 +279,7 @@
               <w:rPr>
                 <w:sz w:val="18"/>
               </w:rPr>
-              <w:t>apexsoftware</w:t>
+              <w:t>leewaysoftech</w:t>
             </w:r>
           </w:p>
         </w:tc>
@@ -325,7 +325,7 @@
               <w:rPr>
                 <w:sz w:val="18"/>
               </w:rPr>
-              <w:t>Apex Tech Advisor</w:t>
+              <w:t>Leeway Tech Advisor</w:t>
             </w:r>
           </w:p>
         </w:tc>
@@ -371,7 +371,7 @@
               <w:rPr>
                 <w:sz w:val="18"/>
               </w:rPr>
-              <w:t>Software engineering, cloud architecture, tech stack &amp; project quotes</w:t>
+              <w:t>Software Development &amp; AI Solutions — Engineering Future-Ready Digital Products</w:t>
             </w:r>
           </w:p>
         </w:tc>
@@ -417,7 +417,7 @@
               <w:rPr>
                 <w:sz w:val="18"/>
               </w:rPr>
-              <w:t>https://www.apexsoftware.com</w:t>
+              <w:t>https://leewaysoftech.com</w:t>
             </w:r>
           </w:p>
         </w:tc>
@@ -463,7 +463,7 @@
               <w:rPr>
                 <w:sz w:val="18"/>
               </w:rPr>
-              <w:t>support@apexsoftware.com</w:t>
+              <w:t>sales@leewaysoftech.com</w:t>
             </w:r>
           </w:p>
         </w:tc>
@@ -509,7 +509,7 @@
               <w:rPr>
                 <w:sz w:val="18"/>
               </w:rPr>
-              <w:t>+91 9876543210</w:t>
+              <w:t>+91 8690783030</w:t>
             </w:r>
           </w:p>
         </w:tc>
@@ -601,7 +601,7 @@
               <w:rPr>
                 <w:sz w:val="18"/>
               </w:rPr>
-              <w:t>09:00 AM - 06:30 PM (Mon-Fri)</w:t>
+              <w:t>09:30 AM - 07:00 PM (Mon-Sat)</w:t>
             </w:r>
           </w:p>
         </w:tc>
@@ -1032,6 +1032,15 @@
         <w:t>[SECTION: CATALOG &amp; OFFERINGS]</w:t>
       </w:r>
     </w:p>
+    <w:p>
+      <w:r>
+        <w:rPr>
+          <w:i/>
+          <w:sz w:val="17"/>
+        </w:rPr>
+        <w:t>Image URL column: paste a public https link to the product/property photo (JPG/PNG/WebP). Leave blank if none. On publish, images are stored on the offering and shown in chat/catalog.</w:t>
+      </w:r>
+    </w:p>
     <w:tbl>
       <w:tblPr>
         <w:tblW w:type="auto" w:w="0"/>
@@ -1047,17 +1056,18 @@
         </w:tblBorders>
       </w:tblPr>
       <w:tblGrid>
-        <w:gridCol w:w="1680"/>
-        <w:gridCol w:w="1680"/>
-        <w:gridCol w:w="1680"/>
-        <w:gridCol w:w="1680"/>
-        <w:gridCol w:w="1680"/>
-        <w:gridCol w:w="1680"/>
+        <w:gridCol w:w="1440"/>
+        <w:gridCol w:w="1440"/>
+        <w:gridCol w:w="1440"/>
+        <w:gridCol w:w="1440"/>
+        <w:gridCol w:w="1440"/>
+        <w:gridCol w:w="1440"/>
+        <w:gridCol w:w="1440"/>
       </w:tblGrid>
       <w:tr>
         <w:tc>
           <w:tcPr>
-            <w:tcW w:type="dxa" w:w="1680"/>
+            <w:tcW w:type="dxa" w:w="1440"/>
             <w:shd w:fill="0F766E"/>
           </w:tcPr>
           <w:p>
@@ -1073,7 +1083,7 @@
         </w:tc>
         <w:tc>
           <w:tcPr>
-            <w:tcW w:type="dxa" w:w="1680"/>
+            <w:tcW w:type="dxa" w:w="1440"/>
             <w:shd w:fill="0F766E"/>
           </w:tcPr>
           <w:p>
@@ -1089,7 +1099,7 @@
         </w:tc>
         <w:tc>
           <w:tcPr>
-            <w:tcW w:type="dxa" w:w="1680"/>
+            <w:tcW w:type="dxa" w:w="1440"/>
             <w:shd w:fill="0F766E"/>
           </w:tcPr>
           <w:p>
@@ -1105,7 +1115,7 @@
         </w:tc>
         <w:tc>
           <w:tcPr>
-            <w:tcW w:type="dxa" w:w="1680"/>
+            <w:tcW w:type="dxa" w:w="1440"/>
             <w:shd w:fill="0F766E"/>
           </w:tcPr>
           <w:p>
@@ -1121,7 +1131,7 @@
         </w:tc>
         <w:tc>
           <w:tcPr>
-            <w:tcW w:type="dxa" w:w="1680"/>
+            <w:tcW w:type="dxa" w:w="1440"/>
             <w:shd w:fill="0F766E"/>
           </w:tcPr>
           <w:p>
@@ -1137,7 +1147,7 @@
         </w:tc>
         <w:tc>
           <w:tcPr>
-            <w:tcW w:type="dxa" w:w="1680"/>
+            <w:tcW w:type="dxa" w:w="1440"/>
             <w:shd w:fill="0F766E"/>
           </w:tcPr>
           <w:p>
@@ -1151,11 +1161,27 @@
             </w:r>
           </w:p>
         </w:tc>
+        <w:tc>
+          <w:tcPr>
+            <w:tcW w:type="dxa" w:w="1440"/>
+            <w:shd w:fill="0F766E"/>
+          </w:tcPr>
+          <w:p>
+            <w:r>
+              <w:rPr>
+                <w:b/>
+                <w:color w:val="FFFFFF"/>
+                <w:sz w:val="16"/>
+              </w:rPr>
+              <w:t>Image URL</w:t>
+            </w:r>
+          </w:p>
+        </w:tc>
       </w:tr>
       <w:tr>
         <w:tc>
           <w:tcPr>
-            <w:tcW w:type="dxa" w:w="1680"/>
+            <w:tcW w:type="dxa" w:w="1440"/>
             <w:shd w:fill="FFFFFF"/>
           </w:tcPr>
           <w:p>
@@ -1169,7 +1195,7 @@
         </w:tc>
         <w:tc>
           <w:tcPr>
-            <w:tcW w:type="dxa" w:w="1680"/>
+            <w:tcW w:type="dxa" w:w="1440"/>
             <w:shd w:fill="FFFFFF"/>
           </w:tcPr>
           <w:p>
@@ -1183,7 +1209,7 @@
         </w:tc>
         <w:tc>
           <w:tcPr>
-            <w:tcW w:type="dxa" w:w="1680"/>
+            <w:tcW w:type="dxa" w:w="1440"/>
             <w:shd w:fill="FFFFFF"/>
           </w:tcPr>
           <w:p>
@@ -1191,13 +1217,13 @@
               <w:rPr>
                 <w:sz w:val="16"/>
               </w:rPr>
-              <w:t>Starting $5,000 / Fixed or $45/hr</w:t>
+              <w:t>Starting ₹4,00,000 / Fixed or T&amp;M</w:t>
             </w:r>
           </w:p>
         </w:tc>
         <w:tc>
           <w:tcPr>
-            <w:tcW w:type="dxa" w:w="1680"/>
+            <w:tcW w:type="dxa" w:w="1440"/>
             <w:shd w:fill="FFFFFF"/>
           </w:tcPr>
           <w:p>
@@ -1211,7 +1237,7 @@
         </w:tc>
         <w:tc>
           <w:tcPr>
-            <w:tcW w:type="dxa" w:w="1680"/>
+            <w:tcW w:type="dxa" w:w="1440"/>
             <w:shd w:fill="FFFFFF"/>
           </w:tcPr>
           <w:p>
@@ -1225,7 +1251,7 @@
         </w:tc>
         <w:tc>
           <w:tcPr>
-            <w:tcW w:type="dxa" w:w="1680"/>
+            <w:tcW w:type="dxa" w:w="1440"/>
             <w:shd w:fill="FFFFFF"/>
           </w:tcPr>
           <w:p>
@@ -1233,7 +1259,21 @@
               <w:rPr>
                 <w:sz w:val="16"/>
               </w:rPr>
-              <w:t>End-to-end architecture, responsive UI, REST/GraphQL APIs, CI/CD pipeline</w:t>
+              <w:t>Architecture, responsive UI, APIs, CI/CD</w:t>
+            </w:r>
+          </w:p>
+        </w:tc>
+        <w:tc>
+          <w:tcPr>
+            <w:tcW w:type="dxa" w:w="1440"/>
+            <w:shd w:fill="FFFFFF"/>
+          </w:tcPr>
+          <w:p>
+            <w:r>
+              <w:rPr>
+                <w:sz w:val="16"/>
+              </w:rPr>
+              <w:t>https://images.unsplash.com/photo-1498050108023-c5249f4df085?auto=format&amp;fit=crop&amp;w=800&amp;q=80</w:t>
             </w:r>
           </w:p>
         </w:tc>
@@ -1241,7 +1281,7 @@
       <w:tr>
         <w:tc>
           <w:tcPr>
-            <w:tcW w:type="dxa" w:w="1680"/>
+            <w:tcW w:type="dxa" w:w="1440"/>
             <w:shd w:fill="F0FDFA"/>
           </w:tcPr>
           <w:p>
@@ -1255,7 +1295,7 @@
         </w:tc>
         <w:tc>
           <w:tcPr>
-            <w:tcW w:type="dxa" w:w="1680"/>
+            <w:tcW w:type="dxa" w:w="1440"/>
             <w:shd w:fill="F0FDFA"/>
           </w:tcPr>
           <w:p>
@@ -1269,7 +1309,7 @@
         </w:tc>
         <w:tc>
           <w:tcPr>
-            <w:tcW w:type="dxa" w:w="1680"/>
+            <w:tcW w:type="dxa" w:w="1440"/>
             <w:shd w:fill="F0FDFA"/>
           </w:tcPr>
           <w:p>
@@ -1277,13 +1317,13 @@
               <w:rPr>
                 <w:sz w:val="16"/>
               </w:rPr>
-              <w:t>Starting $6,500 / Project</w:t>
+              <w:t>Starting ₹5,50,000 / Project</w:t>
             </w:r>
           </w:p>
         </w:tc>
         <w:tc>
           <w:tcPr>
-            <w:tcW w:type="dxa" w:w="1680"/>
+            <w:tcW w:type="dxa" w:w="1440"/>
             <w:shd w:fill="F0FDFA"/>
           </w:tcPr>
           <w:p>
@@ -1291,13 +1331,13 @@
               <w:rPr>
                 <w:sz w:val="16"/>
               </w:rPr>
-              <w:t>Flutter / React Native, Firebase, Supabase</w:t>
+              <w:t>Flutter / React Native, Firebase</w:t>
             </w:r>
           </w:p>
         </w:tc>
         <w:tc>
           <w:tcPr>
-            <w:tcW w:type="dxa" w:w="1680"/>
+            <w:tcW w:type="dxa" w:w="1440"/>
             <w:shd w:fill="F0FDFA"/>
           </w:tcPr>
           <w:p>
@@ -1311,7 +1351,7 @@
         </w:tc>
         <w:tc>
           <w:tcPr>
-            <w:tcW w:type="dxa" w:w="1680"/>
+            <w:tcW w:type="dxa" w:w="1440"/>
             <w:shd w:fill="F0FDFA"/>
           </w:tcPr>
           <w:p>
@@ -1319,7 +1359,21 @@
               <w:rPr>
                 <w:sz w:val="16"/>
               </w:rPr>
-              <w:t>iOS &amp; Android build, push notifications, offline cache, App Store publishing</w:t>
+              <w:t>iOS &amp; Android, push, offline, store publishing</w:t>
+            </w:r>
+          </w:p>
+        </w:tc>
+        <w:tc>
+          <w:tcPr>
+            <w:tcW w:type="dxa" w:w="1440"/>
+            <w:shd w:fill="F0FDFA"/>
+          </w:tcPr>
+          <w:p>
+            <w:r>
+              <w:rPr>
+                <w:sz w:val="16"/>
+              </w:rPr>
+              <w:t>https://images.unsplash.com/photo-1512941937669-90a1b58e7e9c?auto=format&amp;fit=crop&amp;w=800&amp;q=80</w:t>
             </w:r>
           </w:p>
         </w:tc>
@@ -1327,7 +1381,7 @@
       <w:tr>
         <w:tc>
           <w:tcPr>
-            <w:tcW w:type="dxa" w:w="1680"/>
+            <w:tcW w:type="dxa" w:w="1440"/>
             <w:shd w:fill="FFFFFF"/>
           </w:tcPr>
           <w:p>
@@ -1335,100 +1389,14 @@
               <w:rPr>
                 <w:sz w:val="16"/>
               </w:rPr>
-              <w:t>Cloud Architecture &amp; DevOps</w:t>
+              <w:t>WhatsApp Business API + AI Chatbot</w:t>
             </w:r>
           </w:p>
         </w:tc>
         <w:tc>
           <w:tcPr>
-            <w:tcW w:type="dxa" w:w="1680"/>
+            <w:tcW w:type="dxa" w:w="1440"/>
             <w:shd w:fill="FFFFFF"/>
-          </w:tcPr>
-          <w:p>
-            <w:r>
-              <w:rPr>
-                <w:sz w:val="16"/>
-              </w:rPr>
-              <w:t>Cloud Engineering</w:t>
-            </w:r>
-          </w:p>
-        </w:tc>
-        <w:tc>
-          <w:tcPr>
-            <w:tcW w:type="dxa" w:w="1680"/>
-            <w:shd w:fill="FFFFFF"/>
-          </w:tcPr>
-          <w:p>
-            <w:r>
-              <w:rPr>
-                <w:sz w:val="16"/>
-              </w:rPr>
-              <w:t>Starting $2,500 / Month Retainer</w:t>
-            </w:r>
-          </w:p>
-        </w:tc>
-        <w:tc>
-          <w:tcPr>
-            <w:tcW w:type="dxa" w:w="1680"/>
-            <w:shd w:fill="FFFFFF"/>
-          </w:tcPr>
-          <w:p>
-            <w:r>
-              <w:rPr>
-                <w:sz w:val="16"/>
-              </w:rPr>
-              <w:t>AWS, GCP, Terraform, Kubernetes, Helm</w:t>
-            </w:r>
-          </w:p>
-        </w:tc>
-        <w:tc>
-          <w:tcPr>
-            <w:tcW w:type="dxa" w:w="1680"/>
-            <w:shd w:fill="FFFFFF"/>
-          </w:tcPr>
-          <w:p>
-            <w:r>
-              <w:rPr>
-                <w:sz w:val="16"/>
-              </w:rPr>
-              <w:t>Ongoing / SOW</w:t>
-            </w:r>
-          </w:p>
-        </w:tc>
-        <w:tc>
-          <w:tcPr>
-            <w:tcW w:type="dxa" w:w="1680"/>
-            <w:shd w:fill="FFFFFF"/>
-          </w:tcPr>
-          <w:p>
-            <w:r>
-              <w:rPr>
-                <w:sz w:val="16"/>
-              </w:rPr>
-              <w:t>Infrastructure as Code, zero-downtime deployment, auto-scaling, cost optimization</w:t>
-            </w:r>
-          </w:p>
-        </w:tc>
-      </w:tr>
-      <w:tr>
-        <w:tc>
-          <w:tcPr>
-            <w:tcW w:type="dxa" w:w="1680"/>
-            <w:shd w:fill="F0FDFA"/>
-          </w:tcPr>
-          <w:p>
-            <w:r>
-              <w:rPr>
-                <w:sz w:val="16"/>
-              </w:rPr>
-              <w:t>Enterprise AI &amp; LLM Integrations</w:t>
-            </w:r>
-          </w:p>
-        </w:tc>
-        <w:tc>
-          <w:tcPr>
-            <w:tcW w:type="dxa" w:w="1680"/>
-            <w:shd w:fill="F0FDFA"/>
           </w:tcPr>
           <w:p>
             <w:r>
@@ -1441,36 +1409,36 @@
         </w:tc>
         <w:tc>
           <w:tcPr>
-            <w:tcW w:type="dxa" w:w="1680"/>
-            <w:shd w:fill="F0FDFA"/>
+            <w:tcW w:type="dxa" w:w="1440"/>
+            <w:shd w:fill="FFFFFF"/>
           </w:tcPr>
           <w:p>
             <w:r>
               <w:rPr>
                 <w:sz w:val="16"/>
               </w:rPr>
-              <w:t>Starting $8,000 / Project</w:t>
+              <w:t>Starting ₹2,50,000 / Project</w:t>
             </w:r>
           </w:p>
         </w:tc>
         <w:tc>
           <w:tcPr>
-            <w:tcW w:type="dxa" w:w="1680"/>
-            <w:shd w:fill="F0FDFA"/>
+            <w:tcW w:type="dxa" w:w="1440"/>
+            <w:shd w:fill="FFFFFF"/>
           </w:tcPr>
           <w:p>
             <w:r>
               <w:rPr>
                 <w:sz w:val="16"/>
               </w:rPr>
-              <w:t>OpenAI, Ollama, LangChain, FAISS, Python</w:t>
+              <w:t>Meta Cloud API, RAG, FAISS, Ollama/OpenAI</w:t>
             </w:r>
           </w:p>
         </w:tc>
         <w:tc>
           <w:tcPr>
-            <w:tcW w:type="dxa" w:w="1680"/>
-            <w:shd w:fill="F0FDFA"/>
+            <w:tcW w:type="dxa" w:w="1440"/>
+            <w:shd w:fill="FFFFFF"/>
           </w:tcPr>
           <w:p>
             <w:r>
@@ -1483,7 +1451,37 @@
         </w:tc>
         <w:tc>
           <w:tcPr>
-            <w:tcW w:type="dxa" w:w="1680"/>
+            <w:tcW w:type="dxa" w:w="1440"/>
+            <w:shd w:fill="FFFFFF"/>
+          </w:tcPr>
+          <w:p>
+            <w:r>
+              <w:rPr>
+                <w:sz w:val="16"/>
+              </w:rPr>
+              <w:t>Bot flows, catalog, FAQ/KB, human handoff</w:t>
+            </w:r>
+          </w:p>
+        </w:tc>
+        <w:tc>
+          <w:tcPr>
+            <w:tcW w:type="dxa" w:w="1440"/>
+            <w:shd w:fill="FFFFFF"/>
+          </w:tcPr>
+          <w:p>
+            <w:r>
+              <w:rPr>
+                <w:sz w:val="16"/>
+              </w:rPr>
+              <w:t>https://images.unsplash.com/photo-1677442136019-21780ecad995?auto=format&amp;fit=crop&amp;w=800&amp;q=80</w:t>
+            </w:r>
+          </w:p>
+        </w:tc>
+      </w:tr>
+      <w:tr>
+        <w:tc>
+          <w:tcPr>
+            <w:tcW w:type="dxa" w:w="1440"/>
             <w:shd w:fill="F0FDFA"/>
           </w:tcPr>
           <w:p>
@@ -1491,7 +1489,91 @@
               <w:rPr>
                 <w:sz w:val="16"/>
               </w:rPr>
-              <w:t>Private RAG knowledge retrieval, vector search, customer AI chatbot bots</w:t>
+              <w:t>Cloud &amp; Dedicated Engineering Pods</w:t>
+            </w:r>
+          </w:p>
+        </w:tc>
+        <w:tc>
+          <w:tcPr>
+            <w:tcW w:type="dxa" w:w="1440"/>
+            <w:shd w:fill="F0FDFA"/>
+          </w:tcPr>
+          <w:p>
+            <w:r>
+              <w:rPr>
+                <w:sz w:val="16"/>
+              </w:rPr>
+              <w:t>Cloud / Teams</w:t>
+            </w:r>
+          </w:p>
+        </w:tc>
+        <w:tc>
+          <w:tcPr>
+            <w:tcW w:type="dxa" w:w="1440"/>
+            <w:shd w:fill="F0FDFA"/>
+          </w:tcPr>
+          <w:p>
+            <w:r>
+              <w:rPr>
+                <w:sz w:val="16"/>
+              </w:rPr>
+              <w:t>Starting ₹1,80,000 / Month</w:t>
+            </w:r>
+          </w:p>
+        </w:tc>
+        <w:tc>
+          <w:tcPr>
+            <w:tcW w:type="dxa" w:w="1440"/>
+            <w:shd w:fill="F0FDFA"/>
+          </w:tcPr>
+          <w:p>
+            <w:r>
+              <w:rPr>
+                <w:sz w:val="16"/>
+              </w:rPr>
+              <w:t>AWS, GCP, Terraform, Kubernetes</w:t>
+            </w:r>
+          </w:p>
+        </w:tc>
+        <w:tc>
+          <w:tcPr>
+            <w:tcW w:type="dxa" w:w="1440"/>
+            <w:shd w:fill="F0FDFA"/>
+          </w:tcPr>
+          <w:p>
+            <w:r>
+              <w:rPr>
+                <w:sz w:val="16"/>
+              </w:rPr>
+              <w:t>Ongoing retainer</w:t>
+            </w:r>
+          </w:p>
+        </w:tc>
+        <w:tc>
+          <w:tcPr>
+            <w:tcW w:type="dxa" w:w="1440"/>
+            <w:shd w:fill="F0FDFA"/>
+          </w:tcPr>
+          <w:p>
+            <w:r>
+              <w:rPr>
+                <w:sz w:val="16"/>
+              </w:rPr>
+              <w:t>IaC, deployments, dedicated squad</w:t>
+            </w:r>
+          </w:p>
+        </w:tc>
+        <w:tc>
+          <w:tcPr>
+            <w:tcW w:type="dxa" w:w="1440"/>
+            <w:shd w:fill="F0FDFA"/>
+          </w:tcPr>
+          <w:p>
+            <w:r>
+              <w:rPr>
+                <w:sz w:val="16"/>
+              </w:rPr>
+              <w:t>https://images.unsplash.com/photo-1451187580459-43490279c0fa?auto=format&amp;fit=crop&amp;w=800&amp;q=80</w:t>
             </w:r>
           </w:p>
         </w:tc>
@@ -1499,7 +1581,7 @@
       <w:tr>
         <w:tc>
           <w:tcPr>
-            <w:tcW w:type="dxa" w:w="1680"/>
+            <w:tcW w:type="dxa" w:w="1440"/>
             <w:shd w:fill="FEF3C7"/>
           </w:tcPr>
           <w:p>
@@ -1514,7 +1596,7 @@
         </w:tc>
         <w:tc>
           <w:tcPr>
-            <w:tcW w:type="dxa" w:w="1680"/>
+            <w:tcW w:type="dxa" w:w="1440"/>
             <w:shd w:fill="FEF3C7"/>
           </w:tcPr>
           <w:p>
@@ -1528,7 +1610,7 @@
         </w:tc>
         <w:tc>
           <w:tcPr>
-            <w:tcW w:type="dxa" w:w="1680"/>
+            <w:tcW w:type="dxa" w:w="1440"/>
             <w:shd w:fill="FEF3C7"/>
           </w:tcPr>
           <w:p>
@@ -1542,7 +1624,7 @@
         </w:tc>
         <w:tc>
           <w:tcPr>
-            <w:tcW w:type="dxa" w:w="1680"/>
+            <w:tcW w:type="dxa" w:w="1440"/>
             <w:shd w:fill="FEF3C7"/>
           </w:tcPr>
           <w:p>
@@ -1556,7 +1638,7 @@
         </w:tc>
         <w:tc>
           <w:tcPr>
-            <w:tcW w:type="dxa" w:w="1680"/>
+            <w:tcW w:type="dxa" w:w="1440"/>
             <w:shd w:fill="FEF3C7"/>
           </w:tcPr>
           <w:p>
@@ -1570,7 +1652,7 @@
         </w:tc>
         <w:tc>
           <w:tcPr>
-            <w:tcW w:type="dxa" w:w="1680"/>
+            <w:tcW w:type="dxa" w:w="1440"/>
             <w:shd w:fill="FEF3C7"/>
           </w:tcPr>
           <w:p>
@@ -1582,11 +1664,26 @@
             </w:r>
           </w:p>
         </w:tc>
+        <w:tc>
+          <w:tcPr>
+            <w:tcW w:type="dxa" w:w="1440"/>
+            <w:shd w:fill="FEF3C7"/>
+          </w:tcPr>
+          <w:p>
+            <w:r>
+              <w:rPr>
+                <w:i/>
+                <w:sz w:val="16"/>
+              </w:rPr>
+              <w:t>[Paste https image URL]</w:t>
+            </w:r>
+          </w:p>
+        </w:tc>
       </w:tr>
       <w:tr>
         <w:tc>
           <w:tcPr>
-            <w:tcW w:type="dxa" w:w="1680"/>
+            <w:tcW w:type="dxa" w:w="1440"/>
             <w:shd w:fill="FEF3C7"/>
           </w:tcPr>
           <w:p>
@@ -1601,7 +1698,7 @@
         </w:tc>
         <w:tc>
           <w:tcPr>
-            <w:tcW w:type="dxa" w:w="1680"/>
+            <w:tcW w:type="dxa" w:w="1440"/>
             <w:shd w:fill="FEF3C7"/>
           </w:tcPr>
           <w:p>
@@ -1615,7 +1712,7 @@
         </w:tc>
         <w:tc>
           <w:tcPr>
-            <w:tcW w:type="dxa" w:w="1680"/>
+            <w:tcW w:type="dxa" w:w="1440"/>
             <w:shd w:fill="FEF3C7"/>
           </w:tcPr>
           <w:p>
@@ -1629,7 +1726,7 @@
         </w:tc>
         <w:tc>
           <w:tcPr>
-            <w:tcW w:type="dxa" w:w="1680"/>
+            <w:tcW w:type="dxa" w:w="1440"/>
             <w:shd w:fill="FEF3C7"/>
           </w:tcPr>
           <w:p>
@@ -1643,7 +1740,7 @@
         </w:tc>
         <w:tc>
           <w:tcPr>
-            <w:tcW w:type="dxa" w:w="1680"/>
+            <w:tcW w:type="dxa" w:w="1440"/>
             <w:shd w:fill="FEF3C7"/>
           </w:tcPr>
           <w:p>
@@ -1657,7 +1754,7 @@
         </w:tc>
         <w:tc>
           <w:tcPr>
-            <w:tcW w:type="dxa" w:w="1680"/>
+            <w:tcW w:type="dxa" w:w="1440"/>
             <w:shd w:fill="FEF3C7"/>
           </w:tcPr>
           <w:p>
@@ -1669,8 +1766,212 @@
             </w:r>
           </w:p>
         </w:tc>
+        <w:tc>
+          <w:tcPr>
+            <w:tcW w:type="dxa" w:w="1440"/>
+            <w:shd w:fill="FEF3C7"/>
+          </w:tcPr>
+          <w:p>
+            <w:r>
+              <w:rPr>
+                <w:i/>
+                <w:sz w:val="16"/>
+              </w:rPr>
+              <w:t>[Paste https image URL]</w:t>
+            </w:r>
+          </w:p>
+        </w:tc>
       </w:tr>
     </w:tbl>
+    <w:p>
+      <w:pPr>
+        <w:pStyle w:val="Heading2"/>
+        <w:spacing w:before="160"/>
+      </w:pPr>
+      <w:r>
+        <w:t>Catalog images (embedded preview)</w:t>
+      </w:r>
+    </w:p>
+    <w:p>
+      <w:r>
+        <w:rPr>
+          <w:b/>
+          <w:sz w:val="16"/>
+        </w:rPr>
+        <w:t>Full-Stack Web App Development — https://images.unsplash.com/photo-1498050108023-c5249f4df085?auto=format&amp;fit=crop&amp;w=800&amp;q=80</w:t>
+      </w:r>
+    </w:p>
+    <w:p>
+      <w:r>
+        <w:drawing>
+          <wp:inline xmlns:a="http://schemas.openxmlformats.org/drawingml/2006/main" xmlns:pic="http://schemas.openxmlformats.org/drawingml/2006/picture">
+            <wp:extent cx="1828800" cy="1218438"/>
+            <wp:docPr id="1" name="Picture 1"/>
+            <wp:cNvGraphicFramePr>
+              <a:graphicFrameLocks noChangeAspect="1"/>
+            </wp:cNvGraphicFramePr>
+            <a:graphic>
+              <a:graphicData uri="http://schemas.openxmlformats.org/drawingml/2006/picture">
+                <pic:pic>
+                  <pic:nvPicPr>
+                    <pic:cNvPr id="0" name="leeway_web.jpg"/>
+                    <pic:cNvPicPr/>
+                  </pic:nvPicPr>
+                  <pic:blipFill>
+                    <a:blip r:embed="rId9"/>
+                    <a:stretch>
+                      <a:fillRect/>
+                    </a:stretch>
+                  </pic:blipFill>
+                  <pic:spPr>
+                    <a:xfrm>
+                      <a:off x="0" y="0"/>
+                      <a:ext cx="1828800" cy="1218438"/>
+                    </a:xfrm>
+                    <a:prstGeom prst="rect"/>
+                  </pic:spPr>
+                </pic:pic>
+              </a:graphicData>
+            </a:graphic>
+          </wp:inline>
+        </w:drawing>
+      </w:r>
+    </w:p>
+    <w:p>
+      <w:r>
+        <w:rPr>
+          <w:b/>
+          <w:sz w:val="16"/>
+        </w:rPr>
+        <w:t>Cross-Platform Mobile App — https://images.unsplash.com/photo-1512941937669-90a1b58e7e9c?auto=format&amp;fit=crop&amp;w=800&amp;q=80</w:t>
+      </w:r>
+    </w:p>
+    <w:p>
+      <w:r>
+        <w:drawing>
+          <wp:inline xmlns:a="http://schemas.openxmlformats.org/drawingml/2006/main" xmlns:pic="http://schemas.openxmlformats.org/drawingml/2006/picture">
+            <wp:extent cx="1828800" cy="1218438"/>
+            <wp:docPr id="2" name="Picture 2"/>
+            <wp:cNvGraphicFramePr>
+              <a:graphicFrameLocks noChangeAspect="1"/>
+            </wp:cNvGraphicFramePr>
+            <a:graphic>
+              <a:graphicData uri="http://schemas.openxmlformats.org/drawingml/2006/picture">
+                <pic:pic>
+                  <pic:nvPicPr>
+                    <pic:cNvPr id="0" name="leeway_mobile.jpg"/>
+                    <pic:cNvPicPr/>
+                  </pic:nvPicPr>
+                  <pic:blipFill>
+                    <a:blip r:embed="rId10"/>
+                    <a:stretch>
+                      <a:fillRect/>
+                    </a:stretch>
+                  </pic:blipFill>
+                  <pic:spPr>
+                    <a:xfrm>
+                      <a:off x="0" y="0"/>
+                      <a:ext cx="1828800" cy="1218438"/>
+                    </a:xfrm>
+                    <a:prstGeom prst="rect"/>
+                  </pic:spPr>
+                </pic:pic>
+              </a:graphicData>
+            </a:graphic>
+          </wp:inline>
+        </w:drawing>
+      </w:r>
+    </w:p>
+    <w:p>
+      <w:r>
+        <w:rPr>
+          <w:b/>
+          <w:sz w:val="16"/>
+        </w:rPr>
+        <w:t>WhatsApp Business API + AI Chatbot — https://images.unsplash.com/photo-1677442136019-21780ecad995?auto=format&amp;fit=crop&amp;w=800&amp;q=80</w:t>
+      </w:r>
+    </w:p>
+    <w:p>
+      <w:r>
+        <w:drawing>
+          <wp:inline xmlns:a="http://schemas.openxmlformats.org/drawingml/2006/main" xmlns:pic="http://schemas.openxmlformats.org/drawingml/2006/picture">
+            <wp:extent cx="1828800" cy="1028700"/>
+            <wp:docPr id="3" name="Picture 3"/>
+            <wp:cNvGraphicFramePr>
+              <a:graphicFrameLocks noChangeAspect="1"/>
+            </wp:cNvGraphicFramePr>
+            <a:graphic>
+              <a:graphicData uri="http://schemas.openxmlformats.org/drawingml/2006/picture">
+                <pic:pic>
+                  <pic:nvPicPr>
+                    <pic:cNvPr id="0" name="leeway_chatbot.jpg"/>
+                    <pic:cNvPicPr/>
+                  </pic:nvPicPr>
+                  <pic:blipFill>
+                    <a:blip r:embed="rId11"/>
+                    <a:stretch>
+                      <a:fillRect/>
+                    </a:stretch>
+                  </pic:blipFill>
+                  <pic:spPr>
+                    <a:xfrm>
+                      <a:off x="0" y="0"/>
+                      <a:ext cx="1828800" cy="1028700"/>
+                    </a:xfrm>
+                    <a:prstGeom prst="rect"/>
+                  </pic:spPr>
+                </pic:pic>
+              </a:graphicData>
+            </a:graphic>
+          </wp:inline>
+        </w:drawing>
+      </w:r>
+    </w:p>
+    <w:p>
+      <w:r>
+        <w:rPr>
+          <w:b/>
+          <w:sz w:val="16"/>
+        </w:rPr>
+        <w:t>Cloud &amp; Dedicated Engineering Pods — https://images.unsplash.com/photo-1451187580459-43490279c0fa?auto=format&amp;fit=crop&amp;w=800&amp;q=80</w:t>
+      </w:r>
+    </w:p>
+    <w:p>
+      <w:r>
+        <w:drawing>
+          <wp:inline xmlns:a="http://schemas.openxmlformats.org/drawingml/2006/main" xmlns:pic="http://schemas.openxmlformats.org/drawingml/2006/picture">
+            <wp:extent cx="1828800" cy="1216152"/>
+            <wp:docPr id="4" name="Picture 4"/>
+            <wp:cNvGraphicFramePr>
+              <a:graphicFrameLocks noChangeAspect="1"/>
+            </wp:cNvGraphicFramePr>
+            <a:graphic>
+              <a:graphicData uri="http://schemas.openxmlformats.org/drawingml/2006/picture">
+                <pic:pic>
+                  <pic:nvPicPr>
+                    <pic:cNvPr id="0" name="leeway_cloud.jpg"/>
+                    <pic:cNvPicPr/>
+                  </pic:nvPicPr>
+                  <pic:blipFill>
+                    <a:blip r:embed="rId12"/>
+                    <a:stretch>
+                      <a:fillRect/>
+                    </a:stretch>
+                  </pic:blipFill>
+                  <pic:spPr>
+                    <a:xfrm>
+                      <a:off x="0" y="0"/>
+                      <a:ext cx="1828800" cy="1216152"/>
+                    </a:xfrm>
+                    <a:prstGeom prst="rect"/>
+                  </pic:spPr>
+                </pic:pic>
+              </a:graphicData>
+            </a:graphic>
+          </wp:inline>
+        </w:drawing>
+      </w:r>
+    </w:p>
     <w:p>
       <w:pPr>
         <w:spacing w:after="200"/>
@@ -1780,7 +2081,7 @@
               <w:rPr>
                 <w:sz w:val="17"/>
               </w:rPr>
-              <w:t>We evaluate your feature list, user roles, APIs, and timeline, providing fixed-bid or dedicated agile squad models.</w:t>
+              <w:t>We scope features, integrations, user roles, non-functionals, and timeline, then propose fixed-bid, T&amp;M, or dedicated squad pricing with a written SOW.</w:t>
             </w:r>
           </w:p>
         </w:tc>
@@ -1825,7 +2126,7 @@
               <w:rPr>
                 <w:sz w:val="17"/>
               </w:rPr>
-              <w:t>Yes, we execute mutual non-disclosure agreements (NDAs) before reviewing any client architecture or IP.</w:t>
+              <w:t>Yes. Mutual NDAs are executed before reviewing architecture diagrams, codebases, or confidential product roadmaps.</w:t>
             </w:r>
           </w:p>
         </w:tc>
@@ -1870,7 +2171,7 @@
               <w:rPr>
                 <w:sz w:val="17"/>
               </w:rPr>
-              <w:t>The client holds 100% ownership of source code, designs, and data upon milestone payment settlement.</w:t>
+              <w:t>Clients own 100% of custom source code, designs, and project data upon settlement of agreed milestones, unless open-source components apply under their licenses.</w:t>
             </w:r>
           </w:p>
         </w:tc>
@@ -1915,7 +2216,7 @@
               <w:rPr>
                 <w:sz w:val="17"/>
               </w:rPr>
-              <w:t>Every project includes 60 days of complimentary bug-fixing and warranty support, with optional SLAs.</w:t>
+              <w:t>Every build includes 60 days complimentary warranty for defects introduced by us. Optional SLA retainers cover monitoring, patches, and feature velocity.</w:t>
             </w:r>
           </w:p>
         </w:tc>
@@ -1930,6 +2231,456 @@
                 <w:sz w:val="17"/>
               </w:rPr>
               <w:t>Support</w:t>
+            </w:r>
+          </w:p>
+        </w:tc>
+      </w:tr>
+      <w:tr>
+        <w:tc>
+          <w:tcPr>
+            <w:tcW w:type="dxa" w:w="3360"/>
+            <w:shd w:fill="FFFFFF"/>
+          </w:tcPr>
+          <w:p>
+            <w:r>
+              <w:rPr>
+                <w:b/>
+                <w:sz w:val="17"/>
+              </w:rPr>
+              <w:t>Which engagement models do you offer?</w:t>
+            </w:r>
+          </w:p>
+        </w:tc>
+        <w:tc>
+          <w:tcPr>
+            <w:tcW w:type="dxa" w:w="3360"/>
+            <w:shd w:fill="FFFFFF"/>
+          </w:tcPr>
+          <w:p>
+            <w:r>
+              <w:rPr>
+                <w:sz w:val="17"/>
+              </w:rPr>
+              <w:t>Fixed-price projects, time &amp; materials, monthly dedicated teams, and outcome-based retainers for product pods.</w:t>
+            </w:r>
+          </w:p>
+        </w:tc>
+        <w:tc>
+          <w:tcPr>
+            <w:tcW w:type="dxa" w:w="3360"/>
+            <w:shd w:fill="FFFFFF"/>
+          </w:tcPr>
+          <w:p>
+            <w:r>
+              <w:rPr>
+                <w:sz w:val="17"/>
+              </w:rPr>
+              <w:t>Engagement</w:t>
+            </w:r>
+          </w:p>
+        </w:tc>
+      </w:tr>
+      <w:tr>
+        <w:tc>
+          <w:tcPr>
+            <w:tcW w:type="dxa" w:w="3360"/>
+            <w:shd w:fill="EEF2FF"/>
+          </w:tcPr>
+          <w:p>
+            <w:r>
+              <w:rPr>
+                <w:b/>
+                <w:sz w:val="17"/>
+              </w:rPr>
+              <w:t>Do you work with existing internal teams?</w:t>
+            </w:r>
+          </w:p>
+        </w:tc>
+        <w:tc>
+          <w:tcPr>
+            <w:tcW w:type="dxa" w:w="3360"/>
+            <w:shd w:fill="EEF2FF"/>
+          </w:tcPr>
+          <w:p>
+            <w:r>
+              <w:rPr>
+                <w:sz w:val="17"/>
+              </w:rPr>
+              <w:t>Yes. We embed with client engineering via shared repos, CI, and standups, or run as a parallel delivery stream with clear interface contracts.</w:t>
+            </w:r>
+          </w:p>
+        </w:tc>
+        <w:tc>
+          <w:tcPr>
+            <w:tcW w:type="dxa" w:w="3360"/>
+            <w:shd w:fill="EEF2FF"/>
+          </w:tcPr>
+          <w:p>
+            <w:r>
+              <w:rPr>
+                <w:sz w:val="17"/>
+              </w:rPr>
+              <w:t>Delivery</w:t>
+            </w:r>
+          </w:p>
+        </w:tc>
+      </w:tr>
+      <w:tr>
+        <w:tc>
+          <w:tcPr>
+            <w:tcW w:type="dxa" w:w="3360"/>
+            <w:shd w:fill="FFFFFF"/>
+          </w:tcPr>
+          <w:p>
+            <w:r>
+              <w:rPr>
+                <w:b/>
+                <w:sz w:val="17"/>
+              </w:rPr>
+              <w:t>What is your typical discovery timeline?</w:t>
+            </w:r>
+          </w:p>
+        </w:tc>
+        <w:tc>
+          <w:tcPr>
+            <w:tcW w:type="dxa" w:w="3360"/>
+            <w:shd w:fill="FFFFFF"/>
+          </w:tcPr>
+          <w:p>
+            <w:r>
+              <w:rPr>
+                <w:sz w:val="17"/>
+              </w:rPr>
+              <w:t>Paid discovery usually runs 1–2 weeks and produces UX flows, architecture options, backlog, and a budget-confidence estimate.</w:t>
+            </w:r>
+          </w:p>
+        </w:tc>
+        <w:tc>
+          <w:tcPr>
+            <w:tcW w:type="dxa" w:w="3360"/>
+            <w:shd w:fill="FFFFFF"/>
+          </w:tcPr>
+          <w:p>
+            <w:r>
+              <w:rPr>
+                <w:sz w:val="17"/>
+              </w:rPr>
+              <w:t>Discovery</w:t>
+            </w:r>
+          </w:p>
+        </w:tc>
+      </w:tr>
+      <w:tr>
+        <w:tc>
+          <w:tcPr>
+            <w:tcW w:type="dxa" w:w="3360"/>
+            <w:shd w:fill="EEF2FF"/>
+          </w:tcPr>
+          <w:p>
+            <w:r>
+              <w:rPr>
+                <w:b/>
+                <w:sz w:val="17"/>
+              </w:rPr>
+              <w:t>Can you take over a legacy codebase?</w:t>
+            </w:r>
+          </w:p>
+        </w:tc>
+        <w:tc>
+          <w:tcPr>
+            <w:tcW w:type="dxa" w:w="3360"/>
+            <w:shd w:fill="EEF2FF"/>
+          </w:tcPr>
+          <w:p>
+            <w:r>
+              <w:rPr>
+                <w:sz w:val="17"/>
+              </w:rPr>
+              <w:t>Yes. We run a structured audit (tests, deps, infra, security), then propose stabilization vs rewrite recommendations.</w:t>
+            </w:r>
+          </w:p>
+        </w:tc>
+        <w:tc>
+          <w:tcPr>
+            <w:tcW w:type="dxa" w:w="3360"/>
+            <w:shd w:fill="EEF2FF"/>
+          </w:tcPr>
+          <w:p>
+            <w:r>
+              <w:rPr>
+                <w:sz w:val="17"/>
+              </w:rPr>
+              <w:t>Legacy</w:t>
+            </w:r>
+          </w:p>
+        </w:tc>
+      </w:tr>
+      <w:tr>
+        <w:tc>
+          <w:tcPr>
+            <w:tcW w:type="dxa" w:w="3360"/>
+            <w:shd w:fill="FFFFFF"/>
+          </w:tcPr>
+          <w:p>
+            <w:r>
+              <w:rPr>
+                <w:b/>
+                <w:sz w:val="17"/>
+              </w:rPr>
+              <w:t>How do you handle security and compliance?</w:t>
+            </w:r>
+          </w:p>
+        </w:tc>
+        <w:tc>
+          <w:tcPr>
+            <w:tcW w:type="dxa" w:w="3360"/>
+            <w:shd w:fill="FFFFFF"/>
+          </w:tcPr>
+          <w:p>
+            <w:r>
+              <w:rPr>
+                <w:sz w:val="17"/>
+              </w:rPr>
+              <w:t>Secure SDLC practices, dependency scanning, secrets management, and optional SOC2/ISO-aligned controls depending on the engagement.</w:t>
+            </w:r>
+          </w:p>
+        </w:tc>
+        <w:tc>
+          <w:tcPr>
+            <w:tcW w:type="dxa" w:w="3360"/>
+            <w:shd w:fill="FFFFFF"/>
+          </w:tcPr>
+          <w:p>
+            <w:r>
+              <w:rPr>
+                <w:sz w:val="17"/>
+              </w:rPr>
+              <w:t>Security &amp; IP</w:t>
+            </w:r>
+          </w:p>
+        </w:tc>
+      </w:tr>
+      <w:tr>
+        <w:tc>
+          <w:tcPr>
+            <w:tcW w:type="dxa" w:w="3360"/>
+            <w:shd w:fill="EEF2FF"/>
+          </w:tcPr>
+          <w:p>
+            <w:r>
+              <w:rPr>
+                <w:b/>
+                <w:sz w:val="17"/>
+              </w:rPr>
+              <w:t>Do you deploy to our cloud accounts?</w:t>
+            </w:r>
+          </w:p>
+        </w:tc>
+        <w:tc>
+          <w:tcPr>
+            <w:tcW w:type="dxa" w:w="3360"/>
+            <w:shd w:fill="EEF2FF"/>
+          </w:tcPr>
+          <w:p>
+            <w:r>
+              <w:rPr>
+                <w:sz w:val="17"/>
+              </w:rPr>
+              <w:t>Preferred model is deploy into the client’s AWS/GCP/Azure org with IaC (Terraform) and least-privilege access.</w:t>
+            </w:r>
+          </w:p>
+        </w:tc>
+        <w:tc>
+          <w:tcPr>
+            <w:tcW w:type="dxa" w:w="3360"/>
+            <w:shd w:fill="EEF2FF"/>
+          </w:tcPr>
+          <w:p>
+            <w:r>
+              <w:rPr>
+                <w:sz w:val="17"/>
+              </w:rPr>
+              <w:t>Cloud</w:t>
+            </w:r>
+          </w:p>
+        </w:tc>
+      </w:tr>
+      <w:tr>
+        <w:tc>
+          <w:tcPr>
+            <w:tcW w:type="dxa" w:w="3360"/>
+            <w:shd w:fill="FFFFFF"/>
+          </w:tcPr>
+          <w:p>
+            <w:r>
+              <w:rPr>
+                <w:b/>
+                <w:sz w:val="17"/>
+              </w:rPr>
+              <w:t>What communication cadence should we expect?</w:t>
+            </w:r>
+          </w:p>
+        </w:tc>
+        <w:tc>
+          <w:tcPr>
+            <w:tcW w:type="dxa" w:w="3360"/>
+            <w:shd w:fill="FFFFFF"/>
+          </w:tcPr>
+          <w:p>
+            <w:r>
+              <w:rPr>
+                <w:sz w:val="17"/>
+              </w:rPr>
+              <w:t>Weekly demos, shared Slack/Teams channel, written status notes, and a single accountable delivery lead.</w:t>
+            </w:r>
+          </w:p>
+        </w:tc>
+        <w:tc>
+          <w:tcPr>
+            <w:tcW w:type="dxa" w:w="3360"/>
+            <w:shd w:fill="FFFFFF"/>
+          </w:tcPr>
+          <w:p>
+            <w:r>
+              <w:rPr>
+                <w:sz w:val="17"/>
+              </w:rPr>
+              <w:t>Delivery</w:t>
+            </w:r>
+          </w:p>
+        </w:tc>
+      </w:tr>
+      <w:tr>
+        <w:tc>
+          <w:tcPr>
+            <w:tcW w:type="dxa" w:w="3360"/>
+            <w:shd w:fill="EEF2FF"/>
+          </w:tcPr>
+          <w:p>
+            <w:r>
+              <w:rPr>
+                <w:b/>
+                <w:sz w:val="17"/>
+              </w:rPr>
+              <w:t>Do you provide UI/UX design?</w:t>
+            </w:r>
+          </w:p>
+        </w:tc>
+        <w:tc>
+          <w:tcPr>
+            <w:tcW w:type="dxa" w:w="3360"/>
+            <w:shd w:fill="EEF2FF"/>
+          </w:tcPr>
+          <w:p>
+            <w:r>
+              <w:rPr>
+                <w:sz w:val="17"/>
+              </w:rPr>
+              <w:t>Yes — product design is available as a standalone track or bundled with engineering (wireframes, design system, handoff).</w:t>
+            </w:r>
+          </w:p>
+        </w:tc>
+        <w:tc>
+          <w:tcPr>
+            <w:tcW w:type="dxa" w:w="3360"/>
+            <w:shd w:fill="EEF2FF"/>
+          </w:tcPr>
+          <w:p>
+            <w:r>
+              <w:rPr>
+                <w:sz w:val="17"/>
+              </w:rPr>
+              <w:t>Design</w:t>
+            </w:r>
+          </w:p>
+        </w:tc>
+      </w:tr>
+      <w:tr>
+        <w:tc>
+          <w:tcPr>
+            <w:tcW w:type="dxa" w:w="3360"/>
+            <w:shd w:fill="FFFFFF"/>
+          </w:tcPr>
+          <w:p>
+            <w:r>
+              <w:rPr>
+                <w:b/>
+                <w:sz w:val="17"/>
+              </w:rPr>
+              <w:t>How are change requests priced?</w:t>
+            </w:r>
+          </w:p>
+        </w:tc>
+        <w:tc>
+          <w:tcPr>
+            <w:tcW w:type="dxa" w:w="3360"/>
+            <w:shd w:fill="FFFFFF"/>
+          </w:tcPr>
+          <w:p>
+            <w:r>
+              <w:rPr>
+                <w:sz w:val="17"/>
+              </w:rPr>
+              <w:t>Out-of-scope items are estimated in writing and approved before work starts; velocity trackers keep the backlog transparent.</w:t>
+            </w:r>
+          </w:p>
+        </w:tc>
+        <w:tc>
+          <w:tcPr>
+            <w:tcW w:type="dxa" w:w="3360"/>
+            <w:shd w:fill="FFFFFF"/>
+          </w:tcPr>
+          <w:p>
+            <w:r>
+              <w:rPr>
+                <w:sz w:val="17"/>
+              </w:rPr>
+              <w:t>Pricing</w:t>
+            </w:r>
+          </w:p>
+        </w:tc>
+      </w:tr>
+      <w:tr>
+        <w:tc>
+          <w:tcPr>
+            <w:tcW w:type="dxa" w:w="3360"/>
+            <w:shd w:fill="EEF2FF"/>
+          </w:tcPr>
+          <w:p>
+            <w:r>
+              <w:rPr>
+                <w:b/>
+                <w:sz w:val="17"/>
+              </w:rPr>
+              <w:t>Can you help hire or train our team?</w:t>
+            </w:r>
+          </w:p>
+        </w:tc>
+        <w:tc>
+          <w:tcPr>
+            <w:tcW w:type="dxa" w:w="3360"/>
+            <w:shd w:fill="EEF2FF"/>
+          </w:tcPr>
+          <w:p>
+            <w:r>
+              <w:rPr>
+                <w:sz w:val="17"/>
+              </w:rPr>
+              <w:t>We offer enablement workshops, pairing, and hiring scorecards as an optional professional-services add-on.</w:t>
+            </w:r>
+          </w:p>
+        </w:tc>
+        <w:tc>
+          <w:tcPr>
+            <w:tcW w:type="dxa" w:w="3360"/>
+            <w:shd w:fill="EEF2FF"/>
+          </w:tcPr>
+          <w:p>
+            <w:r>
+              <w:rPr>
+                <w:sz w:val="17"/>
+              </w:rPr>
+              <w:t>Enablement</w:t>
             </w:r>
           </w:p>
         </w:tc>
@@ -2020,6 +2771,238 @@
                 <w:i/>
                 <w:sz w:val="17"/>
               </w:rPr>
+            </w:r>
+          </w:p>
+        </w:tc>
+      </w:tr>
+    </w:tbl>
+    <w:p>
+      <w:r>
+        <w:rPr>
+          <w:i/>
+          <w:sz w:val="17"/>
+        </w:rPr>
+        <w:t>Knowledge Base Articles — longer policy / how-to pages indexed for chatbot retrieval (keep the Title / Category / Article Content columns).</w:t>
+      </w:r>
+    </w:p>
+    <w:tbl>
+      <w:tblPr>
+        <w:tblW w:type="auto" w:w="0"/>
+        <w:jc w:val="center"/>
+        <w:tblLook w:firstColumn="1" w:firstRow="1" w:lastColumn="0" w:lastRow="0" w:noHBand="0" w:noVBand="1" w:val="04A0"/>
+        <w:tblBorders>
+          <w:top w:val="single" w:sz="4" w:space="0" w:color="D3D3D3"/>
+          <w:bottom w:val="single" w:sz="4" w:space="0" w:color="D3D3D3"/>
+          <w:left w:val="none"/>
+          <w:right w:val="none"/>
+          <w:insideH w:val="single" w:sz="4" w:space="0" w:color="D3D3D3"/>
+          <w:insideV w:val="none"/>
+        </w:tblBorders>
+      </w:tblPr>
+      <w:tblGrid>
+        <w:gridCol w:w="3360"/>
+        <w:gridCol w:w="3360"/>
+        <w:gridCol w:w="3360"/>
+      </w:tblGrid>
+      <w:tr>
+        <w:tc>
+          <w:tcPr>
+            <w:tcW w:type="dxa" w:w="3360"/>
+            <w:shd w:fill="312E81"/>
+          </w:tcPr>
+          <w:p>
+            <w:r>
+              <w:rPr>
+                <w:b/>
+                <w:color w:val="FFFFFF"/>
+                <w:sz w:val="18"/>
+              </w:rPr>
+              <w:t>Knowledge Article Title</w:t>
+            </w:r>
+          </w:p>
+        </w:tc>
+        <w:tc>
+          <w:tcPr>
+            <w:tcW w:type="dxa" w:w="3360"/>
+            <w:shd w:fill="312E81"/>
+          </w:tcPr>
+          <w:p>
+            <w:r>
+              <w:rPr>
+                <w:b/>
+                <w:color w:val="FFFFFF"/>
+                <w:sz w:val="18"/>
+              </w:rPr>
+              <w:t>Category</w:t>
+            </w:r>
+          </w:p>
+        </w:tc>
+        <w:tc>
+          <w:tcPr>
+            <w:tcW w:type="dxa" w:w="3360"/>
+            <w:shd w:fill="312E81"/>
+          </w:tcPr>
+          <w:p>
+            <w:r>
+              <w:rPr>
+                <w:b/>
+                <w:color w:val="FFFFFF"/>
+                <w:sz w:val="18"/>
+              </w:rPr>
+              <w:t>Article Content</w:t>
+            </w:r>
+          </w:p>
+        </w:tc>
+      </w:tr>
+      <w:tr>
+        <w:tc>
+          <w:tcPr>
+            <w:tcW w:type="dxa" w:w="3360"/>
+            <w:shd w:fill="FFFFFF"/>
+          </w:tcPr>
+          <w:p>
+            <w:r>
+              <w:rPr>
+                <w:b/>
+                <w:sz w:val="16"/>
+              </w:rPr>
+              <w:t>Engagement Models, SOW &amp; Change Control</w:t>
+            </w:r>
+          </w:p>
+        </w:tc>
+        <w:tc>
+          <w:tcPr>
+            <w:tcW w:type="dxa" w:w="3360"/>
+            <w:shd w:fill="FFFFFF"/>
+          </w:tcPr>
+          <w:p>
+            <w:r>
+              <w:rPr>
+                <w:sz w:val="16"/>
+              </w:rPr>
+              <w:t>Delivery</w:t>
+            </w:r>
+          </w:p>
+        </w:tc>
+        <w:tc>
+          <w:tcPr>
+            <w:tcW w:type="dxa" w:w="3360"/>
+            <w:shd w:fill="FFFFFF"/>
+          </w:tcPr>
+          <w:p>
+            <w:r>
+              <w:rPr>
+                <w:sz w:val="16"/>
+              </w:rPr>
+              <w:t># How We Engage</w:t>
+              <w:br/>
+              <w:br/>
+              <w:t>We deliver via fixed-price, time &amp; materials, or dedicated squads. Every engagement starts with a written SOW covering scope, milestones, acceptance criteria, and commercial terms.</w:t>
+              <w:br/>
+              <w:br/>
+              <w:t>Change requests are estimated and approved in writing before implementation so budgets stay predictable.</w:t>
+            </w:r>
+          </w:p>
+        </w:tc>
+      </w:tr>
+      <w:tr>
+        <w:tc>
+          <w:tcPr>
+            <w:tcW w:type="dxa" w:w="3360"/>
+            <w:shd w:fill="E0E7FF"/>
+          </w:tcPr>
+          <w:p>
+            <w:r>
+              <w:rPr>
+                <w:b/>
+                <w:sz w:val="16"/>
+              </w:rPr>
+              <w:t>Security, NDA &amp; Intellectual Property</w:t>
+            </w:r>
+          </w:p>
+        </w:tc>
+        <w:tc>
+          <w:tcPr>
+            <w:tcW w:type="dxa" w:w="3360"/>
+            <w:shd w:fill="E0E7FF"/>
+          </w:tcPr>
+          <w:p>
+            <w:r>
+              <w:rPr>
+                <w:sz w:val="16"/>
+              </w:rPr>
+              <w:t>Security &amp; IP</w:t>
+            </w:r>
+          </w:p>
+        </w:tc>
+        <w:tc>
+          <w:tcPr>
+            <w:tcW w:type="dxa" w:w="3360"/>
+            <w:shd w:fill="E0E7FF"/>
+          </w:tcPr>
+          <w:p>
+            <w:r>
+              <w:rPr>
+                <w:sz w:val="16"/>
+              </w:rPr>
+              <w:t># Security &amp; IP</w:t>
+              <w:br/>
+              <w:br/>
+              <w:t>Mutual NDAs precede deep technical discussions. Custom code and designs transfer to the client after milestone payments, excluding third-party/open-source components which keep their licenses.</w:t>
+              <w:br/>
+              <w:br/>
+              <w:t>Access is least-privilege; secrets stay in vaults; production access is logged.</w:t>
+            </w:r>
+          </w:p>
+        </w:tc>
+      </w:tr>
+      <w:tr>
+        <w:tc>
+          <w:tcPr>
+            <w:tcW w:type="dxa" w:w="3360"/>
+            <w:shd w:fill="FFFFFF"/>
+          </w:tcPr>
+          <w:p>
+            <w:r>
+              <w:rPr>
+                <w:b/>
+                <w:sz w:val="16"/>
+              </w:rPr>
+              <w:t>Support Warranty &amp; SLA Retainers</w:t>
+            </w:r>
+          </w:p>
+        </w:tc>
+        <w:tc>
+          <w:tcPr>
+            <w:tcW w:type="dxa" w:w="3360"/>
+            <w:shd w:fill="FFFFFF"/>
+          </w:tcPr>
+          <w:p>
+            <w:r>
+              <w:rPr>
+                <w:sz w:val="16"/>
+              </w:rPr>
+              <w:t>Support</w:t>
+            </w:r>
+          </w:p>
+        </w:tc>
+        <w:tc>
+          <w:tcPr>
+            <w:tcW w:type="dxa" w:w="3360"/>
+            <w:shd w:fill="FFFFFF"/>
+          </w:tcPr>
+          <w:p>
+            <w:r>
+              <w:rPr>
+                <w:sz w:val="16"/>
+              </w:rPr>
+              <w:t># After Go-Live</w:t>
+              <w:br/>
+              <w:br/>
+              <w:t>Projects include 60 days warranty for defects attributable to our delivery. Ongoing SLAs can cover uptime monitoring, dependency patches, and a monthly feature capacity.</w:t>
+              <w:br/>
+              <w:br/>
+              <w:t>Severity-1 production incidents get priority response under active retainer terms.</w:t>
             </w:r>
           </w:p>
         </w:tc>
@@ -2148,7 +3131,7 @@
               <w:rPr>
                 <w:sz w:val="17"/>
               </w:rPr>
-              <w:t>Welcome to Apex Cloud &amp; Software Solutions! How can I assist you today?</w:t>
+              <w:t>Welcome to Leeway Softech Private Limited! How can I assist you today?</w:t>
             </w:r>
           </w:p>
         </w:tc>

--- a/backend/static/templates/onboarding/it_software_onboarding_kit.docx
+++ b/backend/static/templates/onboarding/it_software_onboarding_kit.docx
@@ -748,7 +748,7 @@
               <w:rPr>
                 <w:sz w:val="17"/>
               </w:rPr>
-              <w:t>Custom web, mobile apps, cloud &amp; AI engineering</w:t>
+              <w:t>Web, mobile, AI &amp; enterprise engineering</w:t>
             </w:r>
           </w:p>
         </w:tc>
@@ -793,7 +793,7 @@
                 <w:b/>
                 <w:sz w:val="17"/>
               </w:rPr>
-              <w:t>Tech Stack</w:t>
+              <w:t>Technologies</w:t>
             </w:r>
           </w:p>
         </w:tc>
@@ -807,7 +807,7 @@
               <w:rPr>
                 <w:sz w:val="17"/>
               </w:rPr>
-              <w:t>React, Node.js, Python, AWS, Flutter &amp; Kubernetes</w:t>
+              <w:t>React, Python, Flutter, AWS &amp; AI stack</w:t>
             </w:r>
           </w:p>
         </w:tc>
@@ -835,7 +835,7 @@
               <w:rPr>
                 <w:sz w:val="17"/>
               </w:rPr>
-              <w:t>offering_details</w:t>
+              <w:t>technologies</w:t>
             </w:r>
           </w:p>
         </w:tc>
@@ -852,7 +852,7 @@
                 <w:b/>
                 <w:sz w:val="17"/>
               </w:rPr>
-              <w:t>Get Project Quote</w:t>
+              <w:t>Projects</w:t>
             </w:r>
           </w:p>
         </w:tc>
@@ -866,7 +866,7 @@
               <w:rPr>
                 <w:sz w:val="17"/>
               </w:rPr>
-              <w:t>Tell us your requirements for an instant estimate</w:t>
+              <w:t>Portfolio, case studies &amp; industries</w:t>
             </w:r>
           </w:p>
         </w:tc>
@@ -880,7 +880,7 @@
               <w:rPr>
                 <w:sz w:val="17"/>
               </w:rPr>
-              <w:t>📋 Estimates</w:t>
+              <w:t>🏢 Company</w:t>
             </w:r>
           </w:p>
         </w:tc>
@@ -894,7 +894,7 @@
               <w:rPr>
                 <w:sz w:val="17"/>
               </w:rPr>
-              <w:t>quote</w:t>
+              <w:t>projects</w:t>
             </w:r>
           </w:p>
         </w:tc>
@@ -911,7 +911,7 @@
                 <w:b/>
                 <w:sz w:val="17"/>
               </w:rPr>
-              <w:t>Schedule Tech Call</w:t>
+              <w:t>Get a Quote</w:t>
             </w:r>
           </w:p>
         </w:tc>
@@ -925,7 +925,7 @@
               <w:rPr>
                 <w:sz w:val="17"/>
               </w:rPr>
-              <w:t>30-minute discovery call with our lead architect</w:t>
+              <w:t>Share requirements for a written estimate</w:t>
             </w:r>
           </w:p>
         </w:tc>
@@ -939,7 +939,7 @@
               <w:rPr>
                 <w:sz w:val="17"/>
               </w:rPr>
-              <w:t>📋 Estimates</w:t>
+              <w:t>📋 Sales</w:t>
             </w:r>
           </w:p>
         </w:tc>
@@ -953,7 +953,7 @@
               <w:rPr>
                 <w:sz w:val="17"/>
               </w:rPr>
-              <w:t>book_callback</w:t>
+              <w:t>quote</w:t>
             </w:r>
           </w:p>
         </w:tc>
@@ -970,7 +970,7 @@
                 <w:b/>
                 <w:sz w:val="17"/>
               </w:rPr>
-              <w:t>Case Studies</w:t>
+              <w:t>Careers</w:t>
             </w:r>
           </w:p>
         </w:tc>
@@ -984,7 +984,7 @@
               <w:rPr>
                 <w:sz w:val="17"/>
               </w:rPr>
-              <w:t>Delivered enterprise projects &amp; client testimonials</w:t>
+              <w:t>Open roles, internships &amp; how to apply</w:t>
             </w:r>
           </w:p>
         </w:tc>
@@ -998,7 +998,7 @@
               <w:rPr>
                 <w:sz w:val="17"/>
               </w:rPr>
-              <w:t>ℹ️ Portfolio</w:t>
+              <w:t>🏢 Company</w:t>
             </w:r>
           </w:p>
         </w:tc>
@@ -1012,7 +1012,66 @@
               <w:rPr>
                 <w:sz w:val="17"/>
               </w:rPr>
-              <w:t>faq</w:t>
+              <w:t>careers</w:t>
+            </w:r>
+          </w:p>
+        </w:tc>
+      </w:tr>
+      <w:tr>
+        <w:tc>
+          <w:tcPr>
+            <w:tcW w:type="dxa" w:w="2520"/>
+            <w:shd w:fill="F8FAFC"/>
+          </w:tcPr>
+          <w:p>
+            <w:r>
+              <w:rPr>
+                <w:b/>
+                <w:sz w:val="17"/>
+              </w:rPr>
+              <w:t>Benefits</w:t>
+            </w:r>
+          </w:p>
+        </w:tc>
+        <w:tc>
+          <w:tcPr>
+            <w:tcW w:type="dxa" w:w="2520"/>
+            <w:shd w:fill="F8FAFC"/>
+          </w:tcPr>
+          <w:p>
+            <w:r>
+              <w:rPr>
+                <w:sz w:val="17"/>
+              </w:rPr>
+              <w:t>Why teams choose Leeway Softech</w:t>
+            </w:r>
+          </w:p>
+        </w:tc>
+        <w:tc>
+          <w:tcPr>
+            <w:tcW w:type="dxa" w:w="2520"/>
+            <w:shd w:fill="F8FAFC"/>
+          </w:tcPr>
+          <w:p>
+            <w:r>
+              <w:rPr>
+                <w:sz w:val="17"/>
+              </w:rPr>
+              <w:t>🏢 Company</w:t>
+            </w:r>
+          </w:p>
+        </w:tc>
+        <w:tc>
+          <w:tcPr>
+            <w:tcW w:type="dxa" w:w="2520"/>
+            <w:shd w:fill="F8FAFC"/>
+          </w:tcPr>
+          <w:p>
+            <w:r>
+              <w:rPr>
+                <w:sz w:val="17"/>
+              </w:rPr>
+              <w:t>benefits</w:t>
             </w:r>
           </w:p>
         </w:tc>
@@ -3019,6 +3078,253 @@
         <w:spacing w:before="280" w:after="80"/>
       </w:pPr>
       <w:r>
+        <w:t>[SECTION: INFO PAGES]</w:t>
+      </w:r>
+    </w:p>
+    <w:p>
+      <w:r>
+        <w:rPr>
+          <w:i/>
+          <w:sz w:val="17"/>
+        </w:rPr>
+        <w:t>These answers populate the Technologies / Projects / Careers / Benefits console pages (and matching WhatsApp intents). Keep Page Name exactly as shown.</w:t>
+      </w:r>
+    </w:p>
+    <w:tbl>
+      <w:tblPr>
+        <w:tblW w:type="auto" w:w="0"/>
+        <w:jc w:val="center"/>
+        <w:tblLook w:firstColumn="1" w:firstRow="1" w:lastColumn="0" w:lastRow="0" w:noHBand="0" w:noVBand="1" w:val="04A0"/>
+        <w:tblBorders>
+          <w:top w:val="single" w:sz="4" w:space="0" w:color="D3D3D3"/>
+          <w:bottom w:val="single" w:sz="4" w:space="0" w:color="D3D3D3"/>
+          <w:left w:val="none"/>
+          <w:right w:val="none"/>
+          <w:insideH w:val="single" w:sz="4" w:space="0" w:color="D3D3D3"/>
+          <w:insideV w:val="none"/>
+        </w:tblBorders>
+      </w:tblPr>
+      <w:tblGrid>
+        <w:gridCol w:w="5040"/>
+        <w:gridCol w:w="5040"/>
+      </w:tblGrid>
+      <w:tr>
+        <w:tc>
+          <w:tcPr>
+            <w:tcW w:type="dxa" w:w="5040"/>
+            <w:shd w:fill="6D28D9"/>
+          </w:tcPr>
+          <w:p>
+            <w:r>
+              <w:rPr>
+                <w:b/>
+                <w:color w:val="FFFFFF"/>
+                <w:sz w:val="18"/>
+              </w:rPr>
+              <w:t>Page Name (intent)</w:t>
+            </w:r>
+          </w:p>
+        </w:tc>
+        <w:tc>
+          <w:tcPr>
+            <w:tcW w:type="dxa" w:w="5040"/>
+            <w:shd w:fill="6D28D9"/>
+          </w:tcPr>
+          <w:p>
+            <w:r>
+              <w:rPr>
+                <w:b/>
+                <w:color w:val="FFFFFF"/>
+                <w:sz w:val="18"/>
+              </w:rPr>
+              <w:t>Bot Answer Content</w:t>
+            </w:r>
+          </w:p>
+        </w:tc>
+      </w:tr>
+      <w:tr>
+        <w:tc>
+          <w:tcPr>
+            <w:tcW w:type="dxa" w:w="5040"/>
+            <w:shd w:fill="FFFFFF"/>
+          </w:tcPr>
+          <w:p>
+            <w:r>
+              <w:rPr>
+                <w:b/>
+                <w:sz w:val="16"/>
+              </w:rPr>
+              <w:t>technologies</w:t>
+            </w:r>
+          </w:p>
+        </w:tc>
+        <w:tc>
+          <w:tcPr>
+            <w:tcW w:type="dxa" w:w="5040"/>
+            <w:shd w:fill="FFFFFF"/>
+          </w:tcPr>
+          <w:p>
+            <w:r>
+              <w:rPr>
+                <w:sz w:val="16"/>
+              </w:rPr>
+              <w:t>• Here's the stack we build with:</w:t>
+              <w:br/>
+              <w:t>• *Frontend:* React.js, Next.js, Vue.js, Angular, TypeScript, Tailwind CSS</w:t>
+              <w:br/>
+              <w:t>• *Backend:* Node.js, Python (FastAPI/Django), Golang, Laravel, .NET Core</w:t>
+              <w:br/>
+              <w:t>• *AI &amp; ML:* OpenAI, LangChain, PyTorch, TensorFlow, Hugging Face, Vertex AI, Azure OpenAI</w:t>
+              <w:br/>
+              <w:t>• *Mobile:* iOS (Swift), Android (Kotlin), React Native, Flutter</w:t>
+              <w:br/>
+              <w:t>• *Data &amp; Cloud:* PostgreSQL, MySQL, MongoDB, Redis, AWS, Azure, GCP, Docker, CI/CD</w:t>
+              <w:br/>
+              <w:t>• Tell us what you're building and we'll match the right stack.</w:t>
+            </w:r>
+          </w:p>
+        </w:tc>
+      </w:tr>
+      <w:tr>
+        <w:tc>
+          <w:tcPr>
+            <w:tcW w:type="dxa" w:w="5040"/>
+            <w:shd w:fill="F5F3FF"/>
+          </w:tcPr>
+          <w:p>
+            <w:r>
+              <w:rPr>
+                <w:b/>
+                <w:sz w:val="16"/>
+              </w:rPr>
+              <w:t>projects</w:t>
+            </w:r>
+          </w:p>
+        </w:tc>
+        <w:tc>
+          <w:tcPr>
+            <w:tcW w:type="dxa" w:w="5040"/>
+            <w:shd w:fill="F5F3FF"/>
+          </w:tcPr>
+          <w:p>
+            <w:r>
+              <w:rPr>
+                <w:sz w:val="16"/>
+              </w:rPr>
+              <w:t>• A snapshot of the work we deliver:</w:t>
+              <w:br/>
+              <w:t>• *Web platforms:* e-commerce stores, customer portals and internal systems</w:t>
+              <w:br/>
+              <w:t>• *Mobile apps:* customer and field-force apps for iOS and Android</w:t>
+              <w:br/>
+              <w:t>• *Enterprise:* CRM/ERP integrations, workflow automation and analytics dashboards</w:t>
+              <w:br/>
+              <w:t>• *Industries:* retail, healthcare, finance, logistics and education</w:t>
+              <w:br/>
+              <w:t>• Client names and detailed case studies are shared only with written permission — ask for a walkthrough on a call.</w:t>
+            </w:r>
+          </w:p>
+        </w:tc>
+      </w:tr>
+      <w:tr>
+        <w:tc>
+          <w:tcPr>
+            <w:tcW w:type="dxa" w:w="5040"/>
+            <w:shd w:fill="FFFFFF"/>
+          </w:tcPr>
+          <w:p>
+            <w:r>
+              <w:rPr>
+                <w:b/>
+                <w:sz w:val="16"/>
+              </w:rPr>
+              <w:t>careers</w:t>
+            </w:r>
+          </w:p>
+        </w:tc>
+        <w:tc>
+          <w:tcPr>
+            <w:tcW w:type="dxa" w:w="5040"/>
+            <w:shd w:fill="FFFFFF"/>
+          </w:tcPr>
+          <w:p>
+            <w:r>
+              <w:rPr>
+                <w:sz w:val="16"/>
+              </w:rPr>
+              <w:t>💼 *Open roles at Leeway Softech:*</w:t>
+              <w:br/>
+              <w:br/>
+              <w:t>*Development*</w:t>
+              <w:br/>
+              <w:t>• Python Developer — 1–3 yrs · Ahmedabad</w:t>
+              <w:br/>
+              <w:t>• UI/UX Developer — 0–1 yrs</w:t>
+              <w:br/>
+              <w:br/>
+              <w:t>*Sales*</w:t>
+              <w:br/>
+              <w:t>• Sales Executive — 2–4 yrs</w:t>
+              <w:br/>
+              <w:br/>
+              <w:t>Forward your CV to hr@leewaysoftech.com with the role in the subject. Shortlisted candidates hear from us shortly.</w:t>
+            </w:r>
+          </w:p>
+        </w:tc>
+      </w:tr>
+      <w:tr>
+        <w:tc>
+          <w:tcPr>
+            <w:tcW w:type="dxa" w:w="5040"/>
+            <w:shd w:fill="F5F3FF"/>
+          </w:tcPr>
+          <w:p>
+            <w:r>
+              <w:rPr>
+                <w:b/>
+                <w:sz w:val="16"/>
+              </w:rPr>
+              <w:t>benefits</w:t>
+            </w:r>
+          </w:p>
+        </w:tc>
+        <w:tc>
+          <w:tcPr>
+            <w:tcW w:type="dxa" w:w="5040"/>
+            <w:shd w:fill="F5F3FF"/>
+          </w:tcPr>
+          <w:p>
+            <w:r>
+              <w:rPr>
+                <w:sz w:val="16"/>
+              </w:rPr>
+              <w:t>• Why teams choose Leeway Softech:</w:t>
+              <w:br/>
+              <w:t>• *Dedicated point of contact* for every engagement</w:t>
+              <w:br/>
+              <w:t>• *Agile delivery* with transparent sprints and demos</w:t>
+              <w:br/>
+              <w:t>• *Learning culture* — mentorship and exposure across web, mobile, AI and cloud</w:t>
+              <w:br/>
+              <w:t>• *Your IP stays yours* — code and assets handed over</w:t>
+              <w:br/>
+              <w:t>• Post-launch support / AMC options and clear contracts + NDA on request</w:t>
+            </w:r>
+          </w:p>
+        </w:tc>
+      </w:tr>
+    </w:tbl>
+    <w:p>
+      <w:pPr>
+        <w:spacing w:after="200"/>
+      </w:pPr>
+    </w:p>
+    <w:p>
+      <w:pPr>
+        <w:pStyle w:val="Heading1"/>
+        <w:spacing w:before="280" w:after="80"/>
+      </w:pPr>
+      <w:r>
         <w:t>[SECTION: BOT PERSONA &amp; GUARDRAILS]</w:t>
       </w:r>
     </w:p>
